--- a/ru/discovery-articles/6.2 Телефон.docx
+++ b/ru/discovery-articles/6.2 Телефон.docx
@@ -4,13 +4,20 @@
   <w:body>
     <w:p>
       <w:pPr>
-        <w:spacing w:before="0" w:after="80"/>
+        <w:pStyle w:val="Title"/>
+        <w:widowControl/>
+      </w:pPr>
+      <w:r>
+        <w:t>6.2 Телефон</w:t>
+      </w:r>
+    </w:p>
+    <w:p>
+      <w:pPr>
+        <w:keepNext/>
+        <w:widowControl/>
       </w:pPr>
       <w:r>
         <w:rPr>
-          <w:rFonts w:ascii="Calibri" w:hAnsi="Calibri" w:cs="Calibri"/>
-          <w:b/>
-          <w:color w:val="2E74B5"/>
           <w:sz w:val="20"/>
         </w:rPr>
         <w:t>6. Цифровые технологии, космос и связь</w:t>
@@ -19,121 +26,81 @@
     <w:p>
       <w:pPr>
         <w:keepNext/>
-        <w:spacing w:before="0" w:after="120"/>
+        <w:widowControl/>
       </w:pPr>
       <w:r>
         <w:rPr>
-          <w:rFonts w:ascii="Calibri" w:hAnsi="Calibri" w:cs="Calibri"/>
-          <w:b/>
-          <w:color w:val="0B2545"/>
-          <w:sz w:val="48"/>
+          <w:sz w:val="20"/>
         </w:rPr>
-        <w:t>6.2 Телефон</w:t>
+        <w:t>Период: 1876 год — патент Белла; широкое распространение в 1890–1920-х | Основные участники: Александр Грейам Белл, Элайша Грей, Антонио Меуччи</w:t>
       </w:r>
     </w:p>
     <w:p>
       <w:pPr>
-        <w:spacing w:before="0" w:after="200" w:line="276" w:lineRule="auto"/>
+        <w:widowControl/>
       </w:pPr>
       <w:r>
-        <w:rPr>
-          <w:rFonts w:ascii="Calibri" w:hAnsi="Calibri" w:cs="Calibri"/>
-          <w:i/>
-          <w:color w:val="666666"/>
-          <w:sz w:val="21"/>
-        </w:rPr>
-        <w:t>Период: 1876 год — патент Белла; широкое распространение с 1890-х по 1920-е годы | Ключевые фигуры: Александр Грэм Белл; Элиша Грей; Антонио Меуччи</w:t>
-      </w:r>
-    </w:p>
-    <w:p>
-      <w:pPr>
-        <w:spacing w:before="0" w:after="200" w:line="300" w:lineRule="auto"/>
-      </w:pPr>
-      <w:r>
-        <w:rPr>
-          <w:rFonts w:ascii="Calibri" w:hAnsi="Calibri" w:cs="Calibri"/>
-          <w:color w:val="0B2545"/>
-          <w:sz w:val="23"/>
-        </w:rPr>
-        <w:t>Телефон превращает речь в электрический сигнал, а на другом конце линии вновь преобразует его в звук. Благодаря ему живой разговор на большом расстоянии стал доступной практической услугой.</w:t>
+        <w:t>Телефон преобразует речь в электрический сигнал и на другом конце снова в звук. Живой разговор на расстоянии стал практической услугой.</w:t>
       </w:r>
     </w:p>
     <w:p>
       <w:pPr>
         <w:pStyle w:val="Heading1"/>
+        <w:widowControl/>
       </w:pPr>
       <w:r>
-        <w:t>Ключевые факты</w:t>
+        <w:t>Кратко о главном</w:t>
       </w:r>
     </w:p>
     <w:p>
       <w:pPr>
-        <w:keepLines/>
-        <w:spacing w:after="80" w:line="300" w:lineRule="auto"/>
-        <w:numPr>
-          <w:ilvl w:val="0"/>
-          <w:numId w:val="10"/>
-        </w:numPr>
+        <w:pStyle w:val="ListBullet"/>
+        <w:widowControl/>
       </w:pPr>
       <w:r>
-        <w:t>В 1876 году Александр Грэм Белл получил патент США на телефон.</w:t>
+        <w:t>Белл получил патент США в 1876 году.</w:t>
       </w:r>
     </w:p>
     <w:p>
       <w:pPr>
-        <w:keepLines/>
-        <w:spacing w:after="80" w:line="300" w:lineRule="auto"/>
-        <w:numPr>
-          <w:ilvl w:val="0"/>
-          <w:numId w:val="10"/>
-        </w:numPr>
+        <w:pStyle w:val="ListBullet"/>
+        <w:widowControl/>
       </w:pPr>
       <w:r>
-        <w:t>В тот же день Элиша Грей подал предварительное уведомление о сходной разработке; ещё раньше над передачей голоса работал Антонио Меуччи.</w:t>
+        <w:t>Грей в тот же день подал предварительное патентное уведомление о близком устройстве; Меуччи работал раньше.</w:t>
       </w:r>
     </w:p>
     <w:p>
       <w:pPr>
-        <w:keepLines/>
-        <w:spacing w:after="80" w:line="300" w:lineRule="auto"/>
-        <w:numPr>
-          <w:ilvl w:val="0"/>
-          <w:numId w:val="10"/>
-        </w:numPr>
+        <w:pStyle w:val="ListBullet"/>
+        <w:widowControl/>
       </w:pPr>
       <w:r>
-        <w:t>Первые телефонные сети нуждались в операторах, вручную соединявших абонентов на коммутаторе.</w:t>
+        <w:t>Ранним системам требовались телефонисты коммутатора.</w:t>
       </w:r>
     </w:p>
     <w:p>
       <w:pPr>
-        <w:keepLines/>
-        <w:spacing w:after="80" w:line="300" w:lineRule="auto"/>
-        <w:numPr>
-          <w:ilvl w:val="0"/>
-          <w:numId w:val="10"/>
-        </w:numPr>
+        <w:pStyle w:val="ListBullet"/>
+        <w:widowControl/>
       </w:pPr>
       <w:r>
-        <w:t>Автоматические станции, а затем цифровые сети позволили резко увеличить масштаб телефонной связи.</w:t>
+        <w:t>Автоматические станции, позднее цифровые сети расширили масштабы.</w:t>
       </w:r>
     </w:p>
     <w:p>
       <w:pPr>
-        <w:keepLines/>
-        <w:spacing w:after="80" w:line="300" w:lineRule="auto"/>
-        <w:numPr>
-          <w:ilvl w:val="0"/>
-          <w:numId w:val="10"/>
-        </w:numPr>
+        <w:pStyle w:val="ListBullet"/>
+        <w:widowControl/>
       </w:pPr>
       <w:r>
-        <w:t>Телефон сделал человеческий голос сигналом, способным путешествовать по проводам.</w:t>
+        <w:t>Человеческий голос научился путешествовать по проводам.</w:t>
       </w:r>
     </w:p>
     <w:p>
       <w:pPr>
         <w:pStyle w:val="Heading1"/>
+        <w:widowControl/>
       </w:pPr>
       <w:r>
         <w:t>Что это такое</w:t>
@@ -141,143 +108,101 @@
     </w:p>
     <w:p>
       <w:pPr>
-        <w:keepLines w:val="0"/>
+        <w:widowControl/>
       </w:pPr>
       <w:r>
-        <w:t>Телефон преобразует колебания речи в изменяющийся электрический сигнал. На другом конце приёмник снова превращает этот сигнал в звук. Сигнал повторяет форму голоса примерно так же, как канавка старой грампластинки повторяет форму музыкальных колебаний.</w:t>
-      </w:r>
-    </w:p>
-    <w:p>
-      <w:pPr>
-        <w:keepLines w:val="0"/>
-      </w:pPr>
-      <w:r>
-        <w:t>В отличие от телеграфа, слушателю не нужно расшифровывать точки и тире.</w:t>
+        <w:t>Телефон преобразует речевые колебания в меняющийся электрический сигнал. Приёмник на другом конце восстанавливает звук. Форма сигнала следует голосу, как бороздка старой пластинки следует музыке. В отличие от телеграфа, слушателю не нужно расшифровывать точки и тире.</w:t>
       </w:r>
     </w:p>
     <w:p>
       <w:pPr>
         <w:pStyle w:val="Heading1"/>
+        <w:widowControl/>
       </w:pPr>
       <w:r>
-        <w:t>Кто это открыл или изобрёл</w:t>
+        <w:t>Кто открыл или изобрёл</w:t>
       </w:r>
     </w:p>
     <w:p>
       <w:pPr>
-        <w:keepLines w:val="0"/>
+        <w:widowControl/>
       </w:pPr>
       <w:r>
-        <w:t>В 1876 году Александр Грэм Белл получил важнейший американский патент на телефон и создал успешную систему. В тот же день Элиша Грей подал уведомление о родственной конструкции, что привело к долгому спору о приоритете.</w:t>
-      </w:r>
-    </w:p>
-    <w:p>
-      <w:pPr>
-        <w:keepLines w:val="0"/>
-      </w:pPr>
-      <w:r>
-        <w:t>Антонио Меуччи занимался передачей голоса раньше, но не сумел получить действующий долгосрочный патент в США. Телефон вырос из нескольких серий опытов, патентов и деловых решений.</w:t>
+        <w:t>Белл получил важный американский патент в 1876 году и построил успешную систему. Грей подал уведомление о родственном проекте в тот же день, что привело к долгому спору о первенстве. Меуччи раньше занимался голосовой связью, но не закрепил длительную патентную защиту в США. Телефон вырос из нескольких опытов, патентов и деловых решений.</w:t>
       </w:r>
     </w:p>
     <w:p>
       <w:pPr>
         <w:pStyle w:val="Heading1"/>
+        <w:widowControl/>
       </w:pPr>
       <w:r>
-        <w:t>Когда и как это появилось</w:t>
+        <w:t>Когда и как появилось</w:t>
       </w:r>
     </w:p>
     <w:p>
       <w:pPr>
-        <w:keepLines w:val="0"/>
+        <w:widowControl/>
       </w:pPr>
       <w:r>
-        <w:t>В конце 1870-х состоялись публичные демонстрации и появились первые телефонные станции. Операторы соединяли абонентов, вставляя штекеры в гнёзда коммутатора.</w:t>
-      </w:r>
-    </w:p>
-    <w:p>
-      <w:pPr>
-        <w:keepLines w:val="0"/>
-      </w:pPr>
-      <w:r>
-        <w:t>Сначала связь распространялась в городах, где дома и предприятия находились близко друг к другу. Сельские сети росли медленнее: компаниям приходилось прокладывать гораздо более длинные линии.</w:t>
+        <w:t>В конце 1870-х последовали публичные показы и первые станции. Операторы соединяли абонентов штекерами коммутатора. Первыми подключались города, где дома и предприятия близко. Сельская связь росла медленнее, требуя длинных линий.</w:t>
       </w:r>
     </w:p>
     <w:p>
       <w:pPr>
         <w:pStyle w:val="Heading1"/>
+        <w:widowControl/>
       </w:pPr>
       <w:r>
-        <w:t>Научное значение</w:t>
+        <w:t>Значение для науки</w:t>
       </w:r>
     </w:p>
     <w:p>
       <w:pPr>
-        <w:keepLines w:val="0"/>
+        <w:widowControl/>
       </w:pPr>
       <w:r>
-        <w:t>Телефон показал, как непрерывно изменяющийся — аналоговый — сигнал способен передавать речь. Он объединил акустику, электротехнику, а позднее и цифровую электронику.</w:t>
-      </w:r>
-    </w:p>
-    <w:p>
-      <w:pPr>
-        <w:keepLines w:val="0"/>
-      </w:pPr>
-      <w:r>
-        <w:t>Инженерам пришлось решать задачи коммутации, подавления шума, потерь сигнала на больших расстояниях и надёжного учёта разговоров. Эти проблемы помогли сформировать современную технику связи.</w:t>
+        <w:t>Телефон показал, что речь можно передавать непрерывно меняющимся, или аналоговым, сигналом. Он объединил акустику, электричество и позднее цифровую электронику. Инженеры решали задачи переключения соединений, подавления шума, уменьшения потерь на больших расстояниях и надёжного учёта платы. Эти задачи формировали современную технику связи.</w:t>
       </w:r>
     </w:p>
     <w:p>
       <w:pPr>
         <w:pStyle w:val="Heading1"/>
+        <w:widowControl/>
       </w:pPr>
       <w:r>
-        <w:t>Влияние на последующее развитие</w:t>
+        <w:t>Влияние на дальнейшее развитие</w:t>
       </w:r>
     </w:p>
     <w:p>
       <w:pPr>
-        <w:keepLines w:val="0"/>
+        <w:widowControl/>
       </w:pPr>
       <w:r>
-        <w:t>Автоматические станции сократили потребность в телефонистах. Подводные кабели и спутники перенесли разговоры через океаны. Мобильные сети избавили абонента от стационарного провода, а интернет-телефония превратила речь в пакеты цифровых данных.</w:t>
-      </w:r>
-    </w:p>
-    <w:p>
-      <w:pPr>
-        <w:keepLines w:val="0"/>
-      </w:pPr>
-      <w:r>
-        <w:t>Оборудование менялось, но основная услуга осталась прежней — живой разговор на расстоянии.</w:t>
+        <w:t>Автоматические станции уменьшили потребность в операторах. Подводные кабели и спутники перенесли разговоры через океаны. Мобильные сети убрали провод к пользователю, интернет-звонки превратили речь в цифровые пакеты. Оборудование менялось, услуга оставалась живым разговором на расстоянии.</w:t>
       </w:r>
     </w:p>
     <w:p>
       <w:pPr>
         <w:pStyle w:val="Heading1"/>
+        <w:widowControl/>
       </w:pPr>
       <w:r>
-        <w:t>Как это изменило жизнь людей</w:t>
+        <w:t>Как изменило жизнь людей</w:t>
       </w:r>
     </w:p>
     <w:p>
       <w:pPr>
-        <w:keepLines w:val="0"/>
+        <w:widowControl/>
       </w:pPr>
       <w:r>
-        <w:t>Родственники, врачи, редакции и предприятия смогли разговаривать без поездок. Экстренный звонок позволял быстро вызвать помощь. Но телефонный звонок принёс и новый вид вторжения в повседневность, а вместе с ним — ожидание постоянной доступности.</w:t>
-      </w:r>
-    </w:p>
-    <w:p>
-      <w:pPr>
-        <w:keepLines w:val="0"/>
-      </w:pPr>
-      <w:r>
-        <w:t>Телефонные станции создали множество рабочих мест, особенно для женщин, прежде чем автоматизация устранила значительную часть этой работы.</w:t>
+        <w:t>Семьи, врачи, редакции и предприятия смогли говорить без поездки. Экстренный звонок ускорял помощь. Но звонок также прерывал дела и создавал ожидание доступности человека. Коммутаторы дали много рабочих мест, особенно женщинам, пока автоматика не убрала большую часть этой работы.</w:t>
       </w:r>
     </w:p>
     <w:p>
       <w:pPr>
         <w:pStyle w:val="Heading1"/>
+        <w:widowControl/>
       </w:pPr>
       <w:r>
         <w:t>Источники и литература</w:t>
@@ -286,124 +211,127 @@
     <w:p>
       <w:pPr>
         <w:pStyle w:val="Heading2"/>
+        <w:widowControl/>
       </w:pPr>
       <w:r>
-        <w:t>C. Материалы научных учреждений и энциклопедий</w:t>
+        <w:rPr>
+          <w:sz w:val="20"/>
+        </w:rPr>
+        <w:t>Материалы организаций и энциклопедии</w:t>
       </w:r>
     </w:p>
     <w:p>
       <w:pPr>
-        <w:keepLines/>
-        <w:spacing w:after="80" w:line="300" w:lineRule="auto"/>
-        <w:numPr>
-          <w:ilvl w:val="0"/>
-          <w:numId w:val="11"/>
-        </w:numPr>
+        <w:widowControl/>
       </w:pPr>
       <w:r>
-        <w:t xml:space="preserve">Encyclopaedia Britannica. «Telephone». </w:t>
+        <w:rPr>
+          <w:sz w:val="20"/>
+        </w:rPr>
+        <w:t xml:space="preserve">1. Encyclopaedia Britannica. 'Telephone.' </w:t>
       </w:r>
+      <w:hyperlink r:id="rId9">
+        <w:r>
+          <w:rPr>
+            <w:sz w:val="20"/>
+          </w:rPr>
+          <w:t>https://www.britannica.com/technology/telephone</w:t>
+        </w:r>
+      </w:hyperlink>
       <w:r>
-        <w:t xml:space="preserve"> </w:t>
+        <w:rPr>
+          <w:sz w:val="20"/>
+        </w:rPr>
+      </w:r>
+    </w:p>
+    <w:p>
+      <w:pPr>
+        <w:widowControl/>
+      </w:pPr>
+      <w:r>
+        <w:rPr>
+          <w:sz w:val="20"/>
+        </w:rPr>
+        <w:t xml:space="preserve">2. Library of Congress. 'Alexander Graham Bell Family Papers at the Library of Congress, 1862 to 1939.' </w:t>
+      </w:r>
+      <w:hyperlink r:id="rId10">
+        <w:r>
+          <w:rPr>
+            <w:sz w:val="20"/>
+          </w:rPr>
+          <w:t>https://www.loc.gov/collections/alexander-graham-bell-papers/about-this-collection/</w:t>
+        </w:r>
+      </w:hyperlink>
+      <w:r>
+        <w:rPr>
+          <w:sz w:val="20"/>
+        </w:rPr>
+      </w:r>
+    </w:p>
+    <w:p>
+      <w:pPr>
+        <w:widowControl/>
+      </w:pPr>
+      <w:r>
+        <w:rPr>
+          <w:sz w:val="20"/>
+        </w:rPr>
+        <w:t xml:space="preserve">3. Smithsonian Institution. 'The Telephone Turns 140.' </w:t>
       </w:r>
       <w:hyperlink r:id="rId11">
         <w:r>
           <w:rPr>
-            <w:color w:val="0563C1"/>
-            <w:u w:val="single"/>
+            <w:sz w:val="20"/>
           </w:rPr>
-          <w:t>https://www.britannica.com/technology/telephone</w:t>
+          <w:t>https://www.si.edu/stories/telephone-turns-140</w:t>
         </w:r>
       </w:hyperlink>
+      <w:r>
+        <w:rPr>
+          <w:sz w:val="20"/>
+        </w:rPr>
+      </w:r>
     </w:p>
     <w:p>
       <w:pPr>
-        <w:keepLines/>
-        <w:spacing w:after="80" w:line="300" w:lineRule="auto"/>
-        <w:numPr>
-          <w:ilvl w:val="0"/>
-          <w:numId w:val="11"/>
-        </w:numPr>
+        <w:pStyle w:val="Heading2"/>
+        <w:widowControl/>
       </w:pPr>
       <w:r>
-        <w:t xml:space="preserve">Библиотека Конгресса США. «Alexander Graham Bell Family Papers at the Library of Congress, 1862 to 1939». </w:t>
+        <w:rPr>
+          <w:sz w:val="20"/>
+        </w:rPr>
+        <w:t>Профессиональные общества</w:t>
       </w:r>
+    </w:p>
+    <w:p>
+      <w:pPr>
+        <w:widowControl/>
+      </w:pPr>
       <w:r>
-        <w:t xml:space="preserve"> </w:t>
+        <w:rPr>
+          <w:sz w:val="20"/>
+        </w:rPr>
+        <w:t xml:space="preserve">1. Engineering and Technology History Wiki. 'Telephone.' </w:t>
       </w:r>
       <w:hyperlink r:id="rId12">
         <w:r>
           <w:rPr>
-            <w:color w:val="0563C1"/>
-            <w:u w:val="single"/>
-          </w:rPr>
-          <w:t>https://www.loc.gov/collections/alexander-graham-bell-papers/about-this-collection/</w:t>
-        </w:r>
-      </w:hyperlink>
-    </w:p>
-    <w:p>
-      <w:pPr>
-        <w:keepLines/>
-        <w:spacing w:after="80" w:line="300" w:lineRule="auto"/>
-        <w:numPr>
-          <w:ilvl w:val="0"/>
-          <w:numId w:val="11"/>
-        </w:numPr>
-      </w:pPr>
-      <w:r>
-        <w:t xml:space="preserve">Смитсоновский институт. «The Telephone Turns 140». </w:t>
-      </w:r>
-      <w:r>
-        <w:t xml:space="preserve"> </w:t>
-      </w:r>
-      <w:hyperlink r:id="rId13">
-        <w:r>
-          <w:rPr>
-            <w:color w:val="0563C1"/>
-            <w:u w:val="single"/>
-          </w:rPr>
-          <w:t>https://www.si.edu/stories/telephone-turns-140</w:t>
-        </w:r>
-      </w:hyperlink>
-    </w:p>
-    <w:p>
-      <w:pPr>
-        <w:pStyle w:val="Heading2"/>
-      </w:pPr>
-      <w:r>
-        <w:t>H. Профессиональные общества</w:t>
-      </w:r>
-    </w:p>
-    <w:p>
-      <w:pPr>
-        <w:keepLines/>
-        <w:spacing w:after="80" w:line="300" w:lineRule="auto"/>
-        <w:numPr>
-          <w:ilvl w:val="0"/>
-          <w:numId w:val="12"/>
-        </w:numPr>
-      </w:pPr>
-      <w:r>
-        <w:t xml:space="preserve">Engineering and Technology History Wiki. «Telephone». </w:t>
-      </w:r>
-      <w:r>
-        <w:t xml:space="preserve"> </w:t>
-      </w:r>
-      <w:hyperlink r:id="rId14">
-        <w:r>
-          <w:rPr>
-            <w:color w:val="0563C1"/>
-            <w:u w:val="single"/>
+            <w:sz w:val="20"/>
           </w:rPr>
           <w:t>https://ethw.org/Telephone</w:t>
         </w:r>
       </w:hyperlink>
+      <w:r>
+        <w:rPr>
+          <w:sz w:val="20"/>
+        </w:rPr>
+      </w:r>
     </w:p>
     <w:sectPr>
-      <w:headerReference w:type="default" r:id="rId9"/>
-      <w:footerReference w:type="default" r:id="rId10"/>
-      <w:pgSz w:w="12240" w:h="15840"/>
-      <w:pgMar w:top="1440" w:right="1440" w:bottom="1440" w:left="1440" w:header="708" w:footer="708" w:gutter="0"/>
+      <w:footerReference w:type="default" r:id="rId13"/>
+      <w:pgSz w:w="11906" w:h="16838"/>
+      <w:pgMar w:top="1020" w:right="1134" w:bottom="1020" w:left="1134" w:header="720" w:footer="720" w:gutter="0"/>
       <w:cols w:space="720"/>
       <w:docGrid w:linePitch="360"/>
     </w:sectPr>
@@ -416,60 +344,11 @@
   <w:p>
     <w:pPr>
       <w:pStyle w:val="Footer"/>
-      <w:spacing w:before="0" w:after="0"/>
       <w:jc w:val="right"/>
     </w:pPr>
-    <w:r>
-      <w:rPr>
-        <w:rFonts w:ascii="Calibri" w:hAnsi="Calibri" w:cs="Calibri"/>
-        <w:color w:val="666666"/>
-        <w:sz w:val="18"/>
-      </w:rPr>
-      <w:t xml:space="preserve">Страница </w:t>
-    </w:r>
-    <w:r>
-      <w:rPr>
-        <w:rFonts w:ascii="Calibri" w:hAnsi="Calibri" w:cs="Calibri"/>
-        <w:color w:val="666666"/>
-        <w:sz w:val="18"/>
-      </w:rPr>
-      <w:fldChar w:fldCharType="begin"/>
-      <w:instrText xml:space="preserve"> PAGE </w:instrText>
-      <w:fldChar w:fldCharType="separate"/>
-      <w:t>1</w:t>
-      <w:fldChar w:fldCharType="end"/>
-    </w:r>
+    <w:fldSimple w:instr="PAGE"/>
   </w:p>
 </w:ftr>
-</file>
-
-<file path=word/header1.xml><?xml version="1.0" encoding="utf-8"?>
-<w:hdr xmlns:m="http://schemas.openxmlformats.org/officeDocument/2006/math" xmlns:mc="http://schemas.openxmlformats.org/markup-compatibility/2006" xmlns:mo="http://schemas.microsoft.com/office/mac/office/2008/main" xmlns:mv="urn:schemas-microsoft-com:mac:vml" xmlns:o="urn:schemas-microsoft-com:office:office" xmlns:r="http://schemas.openxmlformats.org/officeDocument/2006/relationships" xmlns:v="urn:schemas-microsoft-com:vml" xmlns:w10="urn:schemas-microsoft-com:office:word" xmlns:w14="http://schemas.microsoft.com/office/word/2010/wordml" xmlns:w="http://schemas.openxmlformats.org/wordprocessingml/2006/main" xmlns:wne="http://schemas.microsoft.com/office/word/2006/wordml" xmlns:wp14="http://schemas.microsoft.com/office/word/2010/wordprocessingDrawing" xmlns:wp="http://schemas.openxmlformats.org/drawingml/2006/wordprocessingDrawing" xmlns:wpc="http://schemas.microsoft.com/office/word/2010/wordprocessingCanvas" xmlns:wpg="http://schemas.microsoft.com/office/word/2010/wordprocessingGroup" xmlns:wpi="http://schemas.microsoft.com/office/word/2010/wordprocessingInk" xmlns:wps="http://schemas.microsoft.com/office/word/2010/wordprocessingShape" mc:Ignorable="w14 wp14">
-  <w:p>
-    <w:pPr>
-      <w:pStyle w:val="Header"/>
-      <w:spacing w:after="0"/>
-      <w:jc w:val="left"/>
-    </w:pPr>
-    <w:r>
-      <w:rPr>
-        <w:rFonts w:ascii="Calibri" w:hAnsi="Calibri" w:cs="Calibri"/>
-        <w:b/>
-        <w:color w:val="666666"/>
-        <w:sz w:val="18"/>
-      </w:rPr>
-      <w:t>Открытия и изобретения</w:t>
-    </w:r>
-    <w:r>
-      <w:rPr>
-        <w:rFonts w:ascii="Calibri" w:hAnsi="Calibri" w:cs="Calibri"/>
-        <w:color w:val="666666"/>
-        <w:sz w:val="18"/>
-      </w:rPr>
-      <w:t xml:space="preserve">    |    6. Цифровые технологии, космос и связь</w:t>
-    </w:r>
-  </w:p>
-</w:hdr>
 </file>
 
 <file path=word/numbering.xml><?xml version="1.0" encoding="utf-8"?>
@@ -672,60 +551,6 @@
   <w:num w:numId="9">
     <w:abstractNumId w:val="0"/>
   </w:num>
-  <w:abstractNum w:abstractNumId="9">
-    <w:multiLevelType w:val="singleLevel"/>
-    <w:lvl w:ilvl="0">
-      <w:start w:val="1"/>
-      <w:numFmt w:val="bullet"/>
-      <w:lvlText w:val="•"/>
-      <w:lvlJc w:val="left"/>
-      <w:pPr>
-        <w:tabs>
-          <w:tab w:val="num" w:pos="540"/>
-        </w:tabs>
-        <w:ind w:left="540" w:hanging="270"/>
-      </w:pPr>
-    </w:lvl>
-  </w:abstractNum>
-  <w:num w:numId="10">
-    <w:abstractNumId w:val="9"/>
-  </w:num>
-  <w:abstractNum w:abstractNumId="10">
-    <w:multiLevelType w:val="singleLevel"/>
-    <w:lvl w:ilvl="0">
-      <w:start w:val="1"/>
-      <w:numFmt w:val="decimal"/>
-      <w:lvlText w:val="%1."/>
-      <w:lvlJc w:val="left"/>
-      <w:pPr>
-        <w:tabs>
-          <w:tab w:val="num" w:pos="540"/>
-        </w:tabs>
-        <w:ind w:left="540" w:hanging="270"/>
-      </w:pPr>
-    </w:lvl>
-  </w:abstractNum>
-  <w:num w:numId="11">
-    <w:abstractNumId w:val="10"/>
-  </w:num>
-  <w:abstractNum w:abstractNumId="11">
-    <w:multiLevelType w:val="singleLevel"/>
-    <w:lvl w:ilvl="0">
-      <w:start w:val="1"/>
-      <w:numFmt w:val="decimal"/>
-      <w:lvlText w:val="%1."/>
-      <w:lvlJc w:val="left"/>
-      <w:pPr>
-        <w:tabs>
-          <w:tab w:val="num" w:pos="540"/>
-        </w:tabs>
-        <w:ind w:left="540" w:hanging="270"/>
-      </w:pPr>
-    </w:lvl>
-  </w:abstractNum>
-  <w:num w:numId="12">
-    <w:abstractNumId w:val="11"/>
-  </w:num>
 </w:numbering>
 </file>
 
@@ -734,7 +559,7 @@
   <w:docDefaults>
     <w:rPrDefault>
       <w:rPr>
-        <w:rFonts w:asciiTheme="minorHAnsi" w:eastAsiaTheme="minorEastAsia" w:hAnsiTheme="minorHAnsi" w:cstheme="minorBidi"/>
+        <w:rFonts/>
         <w:sz w:val="22"/>
         <w:szCs w:val="22"/>
         <w:lang w:val="en-US" w:eastAsia="en-US" w:bidi="ar-SA"/>
@@ -890,12 +715,13 @@
     <w:qFormat/>
     <w:rsid w:val="00FC693F"/>
     <w:pPr>
-      <w:widowControl/>
-      <w:spacing w:before="0" w:after="120" w:line="300" w:lineRule="auto"/>
+      <w:spacing w:after="120" w:line="259" w:lineRule="auto"/>
     </w:pPr>
     <w:rPr>
-      <w:rFonts w:ascii="Calibri" w:hAnsi="Calibri" w:cs="Calibri"/>
-      <w:sz w:val="22"/>
+      <w:rFonts w:ascii="Times New Roman" w:hAnsi="Times New Roman"/>
+      <w:color w:val="000000"/>
+      <w:sz w:val="24"/>
+      <w:lang w:val="ru-RU"/>
     </w:rPr>
   </w:style>
   <w:style w:type="paragraph" w:styleId="Header">
@@ -953,16 +779,17 @@
     <w:pPr>
       <w:keepNext/>
       <w:keepLines/>
-      <w:spacing w:before="360" w:after="200"/>
+      <w:spacing w:before="480" w:after="120" w:line="259" w:lineRule="auto"/>
       <w:outlineLvl w:val="0"/>
     </w:pPr>
     <w:rPr>
-      <w:rFonts w:asciiTheme="majorHAnsi" w:eastAsiaTheme="majorEastAsia" w:hAnsiTheme="majorHAnsi" w:cstheme="majorBidi" w:ascii="Calibri" w:hAnsi="Calibri" w:cs="Calibri"/>
+      <w:rFonts w:ascii="Times New Roman" w:hAnsi="Times New Roman"/>
       <w:b/>
       <w:bCs/>
-      <w:color w:val="2E74B5"/>
-      <w:sz w:val="32"/>
+      <w:color w:val="000000"/>
+      <w:sz w:val="26"/>
       <w:szCs w:val="28"/>
+      <w:lang w:val="ru-RU"/>
     </w:rPr>
   </w:style>
   <w:style w:type="paragraph" w:styleId="Heading2">
@@ -977,16 +804,17 @@
     <w:pPr>
       <w:keepNext/>
       <w:keepLines/>
-      <w:spacing w:before="280" w:after="140"/>
+      <w:spacing w:before="200" w:after="120" w:line="259" w:lineRule="auto"/>
       <w:outlineLvl w:val="1"/>
     </w:pPr>
     <w:rPr>
-      <w:rFonts w:asciiTheme="majorHAnsi" w:eastAsiaTheme="majorEastAsia" w:hAnsiTheme="majorHAnsi" w:cstheme="majorBidi" w:ascii="Calibri" w:hAnsi="Calibri" w:cs="Calibri"/>
+      <w:rFonts w:ascii="Times New Roman" w:hAnsi="Times New Roman"/>
       <w:b/>
       <w:bCs/>
-      <w:color w:val="2E74B5"/>
+      <w:color w:val="000000"/>
       <w:sz w:val="26"/>
       <w:szCs w:val="26"/>
+      <w:lang w:val="ru-RU"/>
     </w:rPr>
   </w:style>
   <w:style w:type="paragraph" w:styleId="Heading3">
@@ -1001,15 +829,14 @@
     <w:pPr>
       <w:keepNext/>
       <w:keepLines/>
-      <w:spacing w:before="200" w:after="100"/>
+      <w:spacing w:before="200" w:after="0"/>
       <w:outlineLvl w:val="2"/>
     </w:pPr>
     <w:rPr>
-      <w:rFonts w:asciiTheme="majorHAnsi" w:eastAsiaTheme="majorEastAsia" w:hAnsiTheme="majorHAnsi" w:cstheme="majorBidi" w:ascii="Calibri" w:hAnsi="Calibri" w:cs="Calibri"/>
+      <w:rFonts/>
       <w:b/>
       <w:bCs/>
-      <w:color w:val="1F4D78"/>
-      <w:sz w:val="24"/>
+      <w:color w:val="4F81BD" w:themeColor="accent1"/>
     </w:rPr>
   </w:style>
   <w:style w:type="paragraph" w:styleId="Heading4">
@@ -1029,7 +856,7 @@
       <w:outlineLvl w:val="3"/>
     </w:pPr>
     <w:rPr>
-      <w:rFonts w:asciiTheme="majorHAnsi" w:eastAsiaTheme="majorEastAsia" w:hAnsiTheme="majorHAnsi" w:cstheme="majorBidi"/>
+      <w:rFonts/>
       <w:b/>
       <w:bCs/>
       <w:i/>
@@ -1054,7 +881,7 @@
       <w:outlineLvl w:val="4"/>
     </w:pPr>
     <w:rPr>
-      <w:rFonts w:asciiTheme="majorHAnsi" w:eastAsiaTheme="majorEastAsia" w:hAnsiTheme="majorHAnsi" w:cstheme="majorBidi"/>
+      <w:rFonts/>
       <w:color w:val="243F60" w:themeColor="accent1" w:themeShade="7F"/>
     </w:rPr>
   </w:style>
@@ -1075,7 +902,7 @@
       <w:outlineLvl w:val="5"/>
     </w:pPr>
     <w:rPr>
-      <w:rFonts w:asciiTheme="majorHAnsi" w:eastAsiaTheme="majorEastAsia" w:hAnsiTheme="majorHAnsi" w:cstheme="majorBidi"/>
+      <w:rFonts/>
       <w:i/>
       <w:iCs/>
       <w:color w:val="243F60" w:themeColor="accent1" w:themeShade="7F"/>
@@ -1098,7 +925,7 @@
       <w:outlineLvl w:val="6"/>
     </w:pPr>
     <w:rPr>
-      <w:rFonts w:asciiTheme="majorHAnsi" w:eastAsiaTheme="majorEastAsia" w:hAnsiTheme="majorHAnsi" w:cstheme="majorBidi"/>
+      <w:rFonts/>
       <w:i/>
       <w:iCs/>
       <w:color w:val="404040" w:themeColor="text1" w:themeTint="BF"/>
@@ -1121,7 +948,7 @@
       <w:outlineLvl w:val="7"/>
     </w:pPr>
     <w:rPr>
-      <w:rFonts w:asciiTheme="majorHAnsi" w:eastAsiaTheme="majorEastAsia" w:hAnsiTheme="majorHAnsi" w:cstheme="majorBidi"/>
+      <w:rFonts/>
       <w:color w:val="4F81BD" w:themeColor="accent1"/>
       <w:sz w:val="20"/>
       <w:szCs w:val="20"/>
@@ -1144,7 +971,7 @@
       <w:outlineLvl w:val="8"/>
     </w:pPr>
     <w:rPr>
-      <w:rFonts w:asciiTheme="majorHAnsi" w:eastAsiaTheme="majorEastAsia" w:hAnsiTheme="majorHAnsi" w:cstheme="majorBidi"/>
+      <w:rFonts/>
       <w:i/>
       <w:iCs/>
       <w:color w:val="404040" w:themeColor="text1" w:themeTint="BF"/>
@@ -1195,7 +1022,7 @@
     <w:uiPriority w:val="9"/>
     <w:rsid w:val="00FC693F"/>
     <w:rPr>
-      <w:rFonts w:asciiTheme="majorHAnsi" w:eastAsiaTheme="majorEastAsia" w:hAnsiTheme="majorHAnsi" w:cstheme="majorBidi"/>
+      <w:rFonts/>
       <w:b/>
       <w:bCs/>
       <w:color w:val="365F91" w:themeColor="accent1" w:themeShade="BF"/>
@@ -1210,7 +1037,7 @@
     <w:uiPriority w:val="9"/>
     <w:rsid w:val="00FC693F"/>
     <w:rPr>
-      <w:rFonts w:asciiTheme="majorHAnsi" w:eastAsiaTheme="majorEastAsia" w:hAnsiTheme="majorHAnsi" w:cstheme="majorBidi"/>
+      <w:rFonts/>
       <w:b/>
       <w:bCs/>
       <w:color w:val="4F81BD" w:themeColor="accent1"/>
@@ -1225,7 +1052,7 @@
     <w:uiPriority w:val="9"/>
     <w:rsid w:val="00FC693F"/>
     <w:rPr>
-      <w:rFonts w:asciiTheme="majorHAnsi" w:eastAsiaTheme="majorEastAsia" w:hAnsiTheme="majorHAnsi" w:cstheme="majorBidi"/>
+      <w:rFonts/>
       <w:b/>
       <w:bCs/>
       <w:color w:val="4F81BD" w:themeColor="accent1"/>
@@ -1240,19 +1067,17 @@
     <w:qFormat/>
     <w:rsid w:val="00FC693F"/>
     <w:pPr>
-      <w:pBdr>
-        <w:bottom w:val="single" w:sz="8" w:space="4" w:color="4F81BD" w:themeColor="accent1"/>
-      </w:pBdr>
-      <w:spacing w:after="300" w:line="240" w:lineRule="auto"/>
+      <w:spacing w:after="120" w:line="259" w:lineRule="auto"/>
       <w:contextualSpacing/>
     </w:pPr>
     <w:rPr>
-      <w:rFonts w:asciiTheme="majorHAnsi" w:eastAsiaTheme="majorEastAsia" w:hAnsiTheme="majorHAnsi" w:cstheme="majorBidi"/>
-      <w:color w:val="17365D" w:themeColor="text2" w:themeShade="BF"/>
+      <w:rFonts w:ascii="Times New Roman" w:hAnsi="Times New Roman"/>
+      <w:color w:val="000000"/>
       <w:spacing w:val="5"/>
       <w:kern w:val="28"/>
-      <w:sz w:val="52"/>
+      <w:sz w:val="40"/>
       <w:szCs w:val="52"/>
+      <w:lang w:val="ru-RU"/>
     </w:rPr>
   </w:style>
   <w:style w:type="character" w:customStyle="1" w:styleId="TitleChar">
@@ -1262,7 +1087,7 @@
     <w:uiPriority w:val="10"/>
     <w:rsid w:val="00FC693F"/>
     <w:rPr>
-      <w:rFonts w:asciiTheme="majorHAnsi" w:eastAsiaTheme="majorEastAsia" w:hAnsiTheme="majorHAnsi" w:cstheme="majorBidi"/>
+      <w:rFonts/>
       <w:color w:val="17365D" w:themeColor="text2" w:themeShade="BF"/>
       <w:spacing w:val="5"/>
       <w:kern w:val="28"/>
@@ -1284,7 +1109,7 @@
       </w:numPr>
     </w:pPr>
     <w:rPr>
-      <w:rFonts w:asciiTheme="majorHAnsi" w:eastAsiaTheme="majorEastAsia" w:hAnsiTheme="majorHAnsi" w:cstheme="majorBidi"/>
+      <w:rFonts/>
       <w:i/>
       <w:iCs/>
       <w:color w:val="4F81BD" w:themeColor="accent1"/>
@@ -1300,7 +1125,7 @@
     <w:uiPriority w:val="11"/>
     <w:rsid w:val="00FC693F"/>
     <w:rPr>
-      <w:rFonts w:asciiTheme="majorHAnsi" w:eastAsiaTheme="majorEastAsia" w:hAnsiTheme="majorHAnsi" w:cstheme="majorBidi"/>
+      <w:rFonts/>
       <w:i/>
       <w:iCs/>
       <w:color w:val="4F81BD" w:themeColor="accent1"/>
@@ -1425,8 +1250,15 @@
       <w:numPr>
         <w:numId w:val="1"/>
       </w:numPr>
+      <w:spacing w:after="120" w:line="259" w:lineRule="auto"/>
       <w:contextualSpacing/>
     </w:pPr>
+    <w:rPr>
+      <w:rFonts w:ascii="Times New Roman" w:hAnsi="Times New Roman"/>
+      <w:color w:val="000000"/>
+      <w:sz w:val="24"/>
+      <w:lang w:val="ru-RU"/>
+    </w:rPr>
   </w:style>
   <w:style w:type="paragraph" w:styleId="ListBullet2">
     <w:name w:val="List Bullet 2"/>
@@ -1598,7 +1430,7 @@
     <w:semiHidden/>
     <w:rsid w:val="00FC693F"/>
     <w:rPr>
-      <w:rFonts w:asciiTheme="majorHAnsi" w:eastAsiaTheme="majorEastAsia" w:hAnsiTheme="majorHAnsi" w:cstheme="majorBidi"/>
+      <w:rFonts/>
       <w:b/>
       <w:bCs/>
       <w:i/>
@@ -1614,7 +1446,7 @@
     <w:semiHidden/>
     <w:rsid w:val="00FC693F"/>
     <w:rPr>
-      <w:rFonts w:asciiTheme="majorHAnsi" w:eastAsiaTheme="majorEastAsia" w:hAnsiTheme="majorHAnsi" w:cstheme="majorBidi"/>
+      <w:rFonts/>
       <w:color w:val="243F60" w:themeColor="accent1" w:themeShade="7F"/>
     </w:rPr>
   </w:style>
@@ -1626,7 +1458,7 @@
     <w:semiHidden/>
     <w:rsid w:val="00FC693F"/>
     <w:rPr>
-      <w:rFonts w:asciiTheme="majorHAnsi" w:eastAsiaTheme="majorEastAsia" w:hAnsiTheme="majorHAnsi" w:cstheme="majorBidi"/>
+      <w:rFonts/>
       <w:i/>
       <w:iCs/>
       <w:color w:val="243F60" w:themeColor="accent1" w:themeShade="7F"/>
@@ -1640,7 +1472,7 @@
     <w:semiHidden/>
     <w:rsid w:val="00FC693F"/>
     <w:rPr>
-      <w:rFonts w:asciiTheme="majorHAnsi" w:eastAsiaTheme="majorEastAsia" w:hAnsiTheme="majorHAnsi" w:cstheme="majorBidi"/>
+      <w:rFonts/>
       <w:i/>
       <w:iCs/>
       <w:color w:val="404040" w:themeColor="text1" w:themeTint="BF"/>
@@ -1654,7 +1486,7 @@
     <w:semiHidden/>
     <w:rsid w:val="00FC693F"/>
     <w:rPr>
-      <w:rFonts w:asciiTheme="majorHAnsi" w:eastAsiaTheme="majorEastAsia" w:hAnsiTheme="majorHAnsi" w:cstheme="majorBidi"/>
+      <w:rFonts/>
       <w:color w:val="4F81BD" w:themeColor="accent1"/>
       <w:sz w:val="20"/>
       <w:szCs w:val="20"/>
@@ -1668,7 +1500,7 @@
     <w:semiHidden/>
     <w:rsid w:val="00FC693F"/>
     <w:rPr>
-      <w:rFonts w:asciiTheme="majorHAnsi" w:eastAsiaTheme="majorEastAsia" w:hAnsiTheme="majorHAnsi" w:cstheme="majorBidi"/>
+      <w:rFonts/>
       <w:i/>
       <w:iCs/>
       <w:color w:val="404040" w:themeColor="text1" w:themeTint="BF"/>
@@ -1727,9 +1559,6 @@
     <w:qFormat/>
     <w:rsid w:val="00FC693F"/>
     <w:pPr>
-      <w:pBdr>
-        <w:bottom w:val="single" w:sz="4" w:space="4" w:color="4F81BD" w:themeColor="accent1"/>
-      </w:pBdr>
       <w:spacing w:before="200" w:after="280"/>
       <w:ind w:left="936" w:right="936"/>
     </w:pPr>
@@ -3257,7 +3086,7 @@
         <w:spacing w:before="0" w:after="0" w:line="240" w:lineRule="auto"/>
       </w:pPr>
       <w:rPr>
-        <w:rFonts w:asciiTheme="majorHAnsi" w:eastAsiaTheme="majorEastAsia" w:hAnsiTheme="majorHAnsi" w:cstheme="majorBidi"/>
+        <w:rFonts/>
         <w:b/>
         <w:bCs/>
       </w:rPr>
@@ -3278,7 +3107,7 @@
         <w:spacing w:before="0" w:after="0" w:line="240" w:lineRule="auto"/>
       </w:pPr>
       <w:rPr>
-        <w:rFonts w:asciiTheme="majorHAnsi" w:eastAsiaTheme="majorEastAsia" w:hAnsiTheme="majorHAnsi" w:cstheme="majorBidi"/>
+        <w:rFonts/>
         <w:b/>
         <w:bCs/>
       </w:rPr>
@@ -3296,14 +3125,14 @@
     </w:tblStylePr>
     <w:tblStylePr w:type="firstCol">
       <w:rPr>
-        <w:rFonts w:asciiTheme="majorHAnsi" w:eastAsiaTheme="majorEastAsia" w:hAnsiTheme="majorHAnsi" w:cstheme="majorBidi"/>
+        <w:rFonts/>
         <w:b/>
         <w:bCs/>
       </w:rPr>
     </w:tblStylePr>
     <w:tblStylePr w:type="lastCol">
       <w:rPr>
-        <w:rFonts w:asciiTheme="majorHAnsi" w:eastAsiaTheme="majorEastAsia" w:hAnsiTheme="majorHAnsi" w:cstheme="majorBidi"/>
+        <w:rFonts/>
         <w:b/>
         <w:bCs/>
       </w:rPr>
@@ -3387,7 +3216,7 @@
         <w:spacing w:before="0" w:after="0" w:line="240" w:lineRule="auto"/>
       </w:pPr>
       <w:rPr>
-        <w:rFonts w:asciiTheme="majorHAnsi" w:eastAsiaTheme="majorEastAsia" w:hAnsiTheme="majorHAnsi" w:cstheme="majorBidi"/>
+        <w:rFonts/>
         <w:b/>
         <w:bCs/>
       </w:rPr>
@@ -3408,7 +3237,7 @@
         <w:spacing w:before="0" w:after="0" w:line="240" w:lineRule="auto"/>
       </w:pPr>
       <w:rPr>
-        <w:rFonts w:asciiTheme="majorHAnsi" w:eastAsiaTheme="majorEastAsia" w:hAnsiTheme="majorHAnsi" w:cstheme="majorBidi"/>
+        <w:rFonts/>
         <w:b/>
         <w:bCs/>
       </w:rPr>
@@ -3426,14 +3255,14 @@
     </w:tblStylePr>
     <w:tblStylePr w:type="firstCol">
       <w:rPr>
-        <w:rFonts w:asciiTheme="majorHAnsi" w:eastAsiaTheme="majorEastAsia" w:hAnsiTheme="majorHAnsi" w:cstheme="majorBidi"/>
+        <w:rFonts/>
         <w:b/>
         <w:bCs/>
       </w:rPr>
     </w:tblStylePr>
     <w:tblStylePr w:type="lastCol">
       <w:rPr>
-        <w:rFonts w:asciiTheme="majorHAnsi" w:eastAsiaTheme="majorEastAsia" w:hAnsiTheme="majorHAnsi" w:cstheme="majorBidi"/>
+        <w:rFonts/>
         <w:b/>
         <w:bCs/>
       </w:rPr>
@@ -3517,7 +3346,7 @@
         <w:spacing w:before="0" w:after="0" w:line="240" w:lineRule="auto"/>
       </w:pPr>
       <w:rPr>
-        <w:rFonts w:asciiTheme="majorHAnsi" w:eastAsiaTheme="majorEastAsia" w:hAnsiTheme="majorHAnsi" w:cstheme="majorBidi"/>
+        <w:rFonts/>
         <w:b/>
         <w:bCs/>
       </w:rPr>
@@ -3538,7 +3367,7 @@
         <w:spacing w:before="0" w:after="0" w:line="240" w:lineRule="auto"/>
       </w:pPr>
       <w:rPr>
-        <w:rFonts w:asciiTheme="majorHAnsi" w:eastAsiaTheme="majorEastAsia" w:hAnsiTheme="majorHAnsi" w:cstheme="majorBidi"/>
+        <w:rFonts/>
         <w:b/>
         <w:bCs/>
       </w:rPr>
@@ -3556,14 +3385,14 @@
     </w:tblStylePr>
     <w:tblStylePr w:type="firstCol">
       <w:rPr>
-        <w:rFonts w:asciiTheme="majorHAnsi" w:eastAsiaTheme="majorEastAsia" w:hAnsiTheme="majorHAnsi" w:cstheme="majorBidi"/>
+        <w:rFonts/>
         <w:b/>
         <w:bCs/>
       </w:rPr>
     </w:tblStylePr>
     <w:tblStylePr w:type="lastCol">
       <w:rPr>
-        <w:rFonts w:asciiTheme="majorHAnsi" w:eastAsiaTheme="majorEastAsia" w:hAnsiTheme="majorHAnsi" w:cstheme="majorBidi"/>
+        <w:rFonts/>
         <w:b/>
         <w:bCs/>
       </w:rPr>
@@ -3647,7 +3476,7 @@
         <w:spacing w:before="0" w:after="0" w:line="240" w:lineRule="auto"/>
       </w:pPr>
       <w:rPr>
-        <w:rFonts w:asciiTheme="majorHAnsi" w:eastAsiaTheme="majorEastAsia" w:hAnsiTheme="majorHAnsi" w:cstheme="majorBidi"/>
+        <w:rFonts/>
         <w:b/>
         <w:bCs/>
       </w:rPr>
@@ -3668,7 +3497,7 @@
         <w:spacing w:before="0" w:after="0" w:line="240" w:lineRule="auto"/>
       </w:pPr>
       <w:rPr>
-        <w:rFonts w:asciiTheme="majorHAnsi" w:eastAsiaTheme="majorEastAsia" w:hAnsiTheme="majorHAnsi" w:cstheme="majorBidi"/>
+        <w:rFonts/>
         <w:b/>
         <w:bCs/>
       </w:rPr>
@@ -3686,14 +3515,14 @@
     </w:tblStylePr>
     <w:tblStylePr w:type="firstCol">
       <w:rPr>
-        <w:rFonts w:asciiTheme="majorHAnsi" w:eastAsiaTheme="majorEastAsia" w:hAnsiTheme="majorHAnsi" w:cstheme="majorBidi"/>
+        <w:rFonts/>
         <w:b/>
         <w:bCs/>
       </w:rPr>
     </w:tblStylePr>
     <w:tblStylePr w:type="lastCol">
       <w:rPr>
-        <w:rFonts w:asciiTheme="majorHAnsi" w:eastAsiaTheme="majorEastAsia" w:hAnsiTheme="majorHAnsi" w:cstheme="majorBidi"/>
+        <w:rFonts/>
         <w:b/>
         <w:bCs/>
       </w:rPr>
@@ -3777,7 +3606,7 @@
         <w:spacing w:before="0" w:after="0" w:line="240" w:lineRule="auto"/>
       </w:pPr>
       <w:rPr>
-        <w:rFonts w:asciiTheme="majorHAnsi" w:eastAsiaTheme="majorEastAsia" w:hAnsiTheme="majorHAnsi" w:cstheme="majorBidi"/>
+        <w:rFonts/>
         <w:b/>
         <w:bCs/>
       </w:rPr>
@@ -3798,7 +3627,7 @@
         <w:spacing w:before="0" w:after="0" w:line="240" w:lineRule="auto"/>
       </w:pPr>
       <w:rPr>
-        <w:rFonts w:asciiTheme="majorHAnsi" w:eastAsiaTheme="majorEastAsia" w:hAnsiTheme="majorHAnsi" w:cstheme="majorBidi"/>
+        <w:rFonts/>
         <w:b/>
         <w:bCs/>
       </w:rPr>
@@ -3816,14 +3645,14 @@
     </w:tblStylePr>
     <w:tblStylePr w:type="firstCol">
       <w:rPr>
-        <w:rFonts w:asciiTheme="majorHAnsi" w:eastAsiaTheme="majorEastAsia" w:hAnsiTheme="majorHAnsi" w:cstheme="majorBidi"/>
+        <w:rFonts/>
         <w:b/>
         <w:bCs/>
       </w:rPr>
     </w:tblStylePr>
     <w:tblStylePr w:type="lastCol">
       <w:rPr>
-        <w:rFonts w:asciiTheme="majorHAnsi" w:eastAsiaTheme="majorEastAsia" w:hAnsiTheme="majorHAnsi" w:cstheme="majorBidi"/>
+        <w:rFonts/>
         <w:b/>
         <w:bCs/>
       </w:rPr>
@@ -3907,7 +3736,7 @@
         <w:spacing w:before="0" w:after="0" w:line="240" w:lineRule="auto"/>
       </w:pPr>
       <w:rPr>
-        <w:rFonts w:asciiTheme="majorHAnsi" w:eastAsiaTheme="majorEastAsia" w:hAnsiTheme="majorHAnsi" w:cstheme="majorBidi"/>
+        <w:rFonts/>
         <w:b/>
         <w:bCs/>
       </w:rPr>
@@ -3928,7 +3757,7 @@
         <w:spacing w:before="0" w:after="0" w:line="240" w:lineRule="auto"/>
       </w:pPr>
       <w:rPr>
-        <w:rFonts w:asciiTheme="majorHAnsi" w:eastAsiaTheme="majorEastAsia" w:hAnsiTheme="majorHAnsi" w:cstheme="majorBidi"/>
+        <w:rFonts/>
         <w:b/>
         <w:bCs/>
       </w:rPr>
@@ -3946,14 +3775,14 @@
     </w:tblStylePr>
     <w:tblStylePr w:type="firstCol">
       <w:rPr>
-        <w:rFonts w:asciiTheme="majorHAnsi" w:eastAsiaTheme="majorEastAsia" w:hAnsiTheme="majorHAnsi" w:cstheme="majorBidi"/>
+        <w:rFonts/>
         <w:b/>
         <w:bCs/>
       </w:rPr>
     </w:tblStylePr>
     <w:tblStylePr w:type="lastCol">
       <w:rPr>
-        <w:rFonts w:asciiTheme="majorHAnsi" w:eastAsiaTheme="majorEastAsia" w:hAnsiTheme="majorHAnsi" w:cstheme="majorBidi"/>
+        <w:rFonts/>
         <w:b/>
         <w:bCs/>
       </w:rPr>
@@ -4037,7 +3866,7 @@
         <w:spacing w:before="0" w:after="0" w:line="240" w:lineRule="auto"/>
       </w:pPr>
       <w:rPr>
-        <w:rFonts w:asciiTheme="majorHAnsi" w:eastAsiaTheme="majorEastAsia" w:hAnsiTheme="majorHAnsi" w:cstheme="majorBidi"/>
+        <w:rFonts/>
         <w:b/>
         <w:bCs/>
       </w:rPr>
@@ -4058,7 +3887,7 @@
         <w:spacing w:before="0" w:after="0" w:line="240" w:lineRule="auto"/>
       </w:pPr>
       <w:rPr>
-        <w:rFonts w:asciiTheme="majorHAnsi" w:eastAsiaTheme="majorEastAsia" w:hAnsiTheme="majorHAnsi" w:cstheme="majorBidi"/>
+        <w:rFonts/>
         <w:b/>
         <w:bCs/>
       </w:rPr>
@@ -4076,14 +3905,14 @@
     </w:tblStylePr>
     <w:tblStylePr w:type="firstCol">
       <w:rPr>
-        <w:rFonts w:asciiTheme="majorHAnsi" w:eastAsiaTheme="majorEastAsia" w:hAnsiTheme="majorHAnsi" w:cstheme="majorBidi"/>
+        <w:rFonts/>
         <w:b/>
         <w:bCs/>
       </w:rPr>
     </w:tblStylePr>
     <w:tblStylePr w:type="lastCol">
       <w:rPr>
-        <w:rFonts w:asciiTheme="majorHAnsi" w:eastAsiaTheme="majorEastAsia" w:hAnsiTheme="majorHAnsi" w:cstheme="majorBidi"/>
+        <w:rFonts/>
         <w:b/>
         <w:bCs/>
       </w:rPr>
@@ -5948,7 +5777,7 @@
     </w:tblPr>
     <w:tblStylePr w:type="firstRow">
       <w:rPr>
-        <w:rFonts w:asciiTheme="majorHAnsi" w:eastAsiaTheme="majorEastAsia" w:hAnsiTheme="majorHAnsi" w:cstheme="majorBidi"/>
+        <w:rFonts/>
       </w:rPr>
       <w:tblPr/>
       <w:tcPr>
@@ -6032,7 +5861,7 @@
     </w:tblPr>
     <w:tblStylePr w:type="firstRow">
       <w:rPr>
-        <w:rFonts w:asciiTheme="majorHAnsi" w:eastAsiaTheme="majorEastAsia" w:hAnsiTheme="majorHAnsi" w:cstheme="majorBidi"/>
+        <w:rFonts/>
       </w:rPr>
       <w:tblPr/>
       <w:tcPr>
@@ -6116,7 +5945,7 @@
     </w:tblPr>
     <w:tblStylePr w:type="firstRow">
       <w:rPr>
-        <w:rFonts w:asciiTheme="majorHAnsi" w:eastAsiaTheme="majorEastAsia" w:hAnsiTheme="majorHAnsi" w:cstheme="majorBidi"/>
+        <w:rFonts/>
       </w:rPr>
       <w:tblPr/>
       <w:tcPr>
@@ -6200,7 +6029,7 @@
     </w:tblPr>
     <w:tblStylePr w:type="firstRow">
       <w:rPr>
-        <w:rFonts w:asciiTheme="majorHAnsi" w:eastAsiaTheme="majorEastAsia" w:hAnsiTheme="majorHAnsi" w:cstheme="majorBidi"/>
+        <w:rFonts/>
       </w:rPr>
       <w:tblPr/>
       <w:tcPr>
@@ -6284,7 +6113,7 @@
     </w:tblPr>
     <w:tblStylePr w:type="firstRow">
       <w:rPr>
-        <w:rFonts w:asciiTheme="majorHAnsi" w:eastAsiaTheme="majorEastAsia" w:hAnsiTheme="majorHAnsi" w:cstheme="majorBidi"/>
+        <w:rFonts/>
       </w:rPr>
       <w:tblPr/>
       <w:tcPr>
@@ -6368,7 +6197,7 @@
     </w:tblPr>
     <w:tblStylePr w:type="firstRow">
       <w:rPr>
-        <w:rFonts w:asciiTheme="majorHAnsi" w:eastAsiaTheme="majorEastAsia" w:hAnsiTheme="majorHAnsi" w:cstheme="majorBidi"/>
+        <w:rFonts/>
       </w:rPr>
       <w:tblPr/>
       <w:tcPr>
@@ -6452,7 +6281,7 @@
     </w:tblPr>
     <w:tblStylePr w:type="firstRow">
       <w:rPr>
-        <w:rFonts w:asciiTheme="majorHAnsi" w:eastAsiaTheme="majorEastAsia" w:hAnsiTheme="majorHAnsi" w:cstheme="majorBidi"/>
+        <w:rFonts/>
       </w:rPr>
       <w:tblPr/>
       <w:tcPr>
@@ -6517,7 +6346,7 @@
       <w:spacing w:after="0" w:line="240" w:lineRule="auto"/>
     </w:pPr>
     <w:rPr>
-      <w:rFonts w:asciiTheme="majorHAnsi" w:eastAsiaTheme="majorEastAsia" w:hAnsiTheme="majorHAnsi" w:cstheme="majorBidi"/>
+      <w:rFonts/>
       <w:color w:val="000000" w:themeColor="text1"/>
     </w:rPr>
     <w:tblPr>
@@ -6645,7 +6474,7 @@
       <w:spacing w:after="0" w:line="240" w:lineRule="auto"/>
     </w:pPr>
     <w:rPr>
-      <w:rFonts w:asciiTheme="majorHAnsi" w:eastAsiaTheme="majorEastAsia" w:hAnsiTheme="majorHAnsi" w:cstheme="majorBidi"/>
+      <w:rFonts/>
       <w:color w:val="000000" w:themeColor="text1"/>
     </w:rPr>
     <w:tblPr>
@@ -6773,7 +6602,7 @@
       <w:spacing w:after="0" w:line="240" w:lineRule="auto"/>
     </w:pPr>
     <w:rPr>
-      <w:rFonts w:asciiTheme="majorHAnsi" w:eastAsiaTheme="majorEastAsia" w:hAnsiTheme="majorHAnsi" w:cstheme="majorBidi"/>
+      <w:rFonts/>
       <w:color w:val="000000" w:themeColor="text1"/>
     </w:rPr>
     <w:tblPr>
@@ -6901,7 +6730,7 @@
       <w:spacing w:after="0" w:line="240" w:lineRule="auto"/>
     </w:pPr>
     <w:rPr>
-      <w:rFonts w:asciiTheme="majorHAnsi" w:eastAsiaTheme="majorEastAsia" w:hAnsiTheme="majorHAnsi" w:cstheme="majorBidi"/>
+      <w:rFonts/>
       <w:color w:val="000000" w:themeColor="text1"/>
     </w:rPr>
     <w:tblPr>
@@ -7029,7 +6858,7 @@
       <w:spacing w:after="0" w:line="240" w:lineRule="auto"/>
     </w:pPr>
     <w:rPr>
-      <w:rFonts w:asciiTheme="majorHAnsi" w:eastAsiaTheme="majorEastAsia" w:hAnsiTheme="majorHAnsi" w:cstheme="majorBidi"/>
+      <w:rFonts/>
       <w:color w:val="000000" w:themeColor="text1"/>
     </w:rPr>
     <w:tblPr>
@@ -7157,7 +6986,7 @@
       <w:spacing w:after="0" w:line="240" w:lineRule="auto"/>
     </w:pPr>
     <w:rPr>
-      <w:rFonts w:asciiTheme="majorHAnsi" w:eastAsiaTheme="majorEastAsia" w:hAnsiTheme="majorHAnsi" w:cstheme="majorBidi"/>
+      <w:rFonts/>
       <w:color w:val="000000" w:themeColor="text1"/>
     </w:rPr>
     <w:tblPr>
@@ -7285,7 +7114,7 @@
       <w:spacing w:after="0" w:line="240" w:lineRule="auto"/>
     </w:pPr>
     <w:rPr>
-      <w:rFonts w:asciiTheme="majorHAnsi" w:eastAsiaTheme="majorEastAsia" w:hAnsiTheme="majorHAnsi" w:cstheme="majorBidi"/>
+      <w:rFonts/>
       <w:color w:val="000000" w:themeColor="text1"/>
     </w:rPr>
     <w:tblPr>
@@ -7924,7 +7753,7 @@
       <w:spacing w:after="0" w:line="240" w:lineRule="auto"/>
     </w:pPr>
     <w:rPr>
-      <w:rFonts w:asciiTheme="majorHAnsi" w:eastAsiaTheme="majorEastAsia" w:hAnsiTheme="majorHAnsi" w:cstheme="majorBidi"/>
+      <w:rFonts/>
       <w:color w:val="000000" w:themeColor="text1"/>
     </w:rPr>
     <w:tblPr>
@@ -8049,7 +7878,7 @@
       <w:spacing w:after="0" w:line="240" w:lineRule="auto"/>
     </w:pPr>
     <w:rPr>
-      <w:rFonts w:asciiTheme="majorHAnsi" w:eastAsiaTheme="majorEastAsia" w:hAnsiTheme="majorHAnsi" w:cstheme="majorBidi"/>
+      <w:rFonts/>
       <w:color w:val="000000" w:themeColor="text1"/>
     </w:rPr>
     <w:tblPr>
@@ -8174,7 +8003,7 @@
       <w:spacing w:after="0" w:line="240" w:lineRule="auto"/>
     </w:pPr>
     <w:rPr>
-      <w:rFonts w:asciiTheme="majorHAnsi" w:eastAsiaTheme="majorEastAsia" w:hAnsiTheme="majorHAnsi" w:cstheme="majorBidi"/>
+      <w:rFonts/>
       <w:color w:val="000000" w:themeColor="text1"/>
     </w:rPr>
     <w:tblPr>
@@ -8299,7 +8128,7 @@
       <w:spacing w:after="0" w:line="240" w:lineRule="auto"/>
     </w:pPr>
     <w:rPr>
-      <w:rFonts w:asciiTheme="majorHAnsi" w:eastAsiaTheme="majorEastAsia" w:hAnsiTheme="majorHAnsi" w:cstheme="majorBidi"/>
+      <w:rFonts/>
       <w:color w:val="000000" w:themeColor="text1"/>
     </w:rPr>
     <w:tblPr>
@@ -8424,7 +8253,7 @@
       <w:spacing w:after="0" w:line="240" w:lineRule="auto"/>
     </w:pPr>
     <w:rPr>
-      <w:rFonts w:asciiTheme="majorHAnsi" w:eastAsiaTheme="majorEastAsia" w:hAnsiTheme="majorHAnsi" w:cstheme="majorBidi"/>
+      <w:rFonts/>
       <w:color w:val="000000" w:themeColor="text1"/>
     </w:rPr>
     <w:tblPr>
@@ -8549,7 +8378,7 @@
       <w:spacing w:after="0" w:line="240" w:lineRule="auto"/>
     </w:pPr>
     <w:rPr>
-      <w:rFonts w:asciiTheme="majorHAnsi" w:eastAsiaTheme="majorEastAsia" w:hAnsiTheme="majorHAnsi" w:cstheme="majorBidi"/>
+      <w:rFonts/>
       <w:color w:val="000000" w:themeColor="text1"/>
     </w:rPr>
     <w:tblPr>
@@ -8674,7 +8503,7 @@
       <w:spacing w:after="0" w:line="240" w:lineRule="auto"/>
     </w:pPr>
     <w:rPr>
-      <w:rFonts w:asciiTheme="majorHAnsi" w:eastAsiaTheme="majorEastAsia" w:hAnsiTheme="majorHAnsi" w:cstheme="majorBidi"/>
+      <w:rFonts/>
       <w:color w:val="000000" w:themeColor="text1"/>
     </w:rPr>
     <w:tblPr>
